--- a/document_templates/russian_library/Исковые_заявления/Семейные_споры/шаблон_Исковое_заявление_об_освобождении_от_уплаты_неустойки_по_алиментам.docx
+++ b/document_templates/russian_library/Исковые_заявления/Семейные_споры/шаблон_Исковое_заявление_об_освобождении_от_уплаты_неустойки_по_алиментам.docx
@@ -13,15 +13,14 @@
           <w:lang w:val="en-US"/>
         </w:rPr>
       </w:pPr>
-      <w:proofErr w:type="gramStart"/>
-      <w:r>
-        <w:rPr>
-          <w:rFonts w:ascii="Times New Roman" w:hAnsi="Times New Roman" w:cs="Times New Roman"/>
-          <w:sz w:val="24"/>
-          <w:szCs w:val="24"/>
-          <w:lang w:val="en-US"/>
-        </w:rPr>
-        <w:t>{{ in_w_t_w_r_w_prooferr_w_type_gramend_w_r_w_rpr_w_rfonts_w_ascii_times_new_roman_w_hansi_times_new_roman_w_cs_times_new_roman_w_sz_w_val_24_w_szcs_w_val_24_w_lang_w_val_en_us_w_rpr_w_t_xml_space_preserve_court_name }}</w:t>
+      <w:r>
+        <w:rPr>
+          <w:rFonts w:ascii="Times New Roman" w:hAnsi="Times New Roman" w:cs="Times New Roman"/>
+          <w:sz w:val="24"/>
+          <w:szCs w:val="24"/>
+          <w:lang w:val="en-US"/>
+        </w:rPr>
+        <w:t>{{ in_court_name }}</w:t>
       </w:r>
     </w:p>
     <w:p>
@@ -40,7 +39,7 @@
           <w:sz w:val="24"/>
           <w:szCs w:val="24"/>
         </w:rPr>
-        <w:t xml:space="preserve">{{ w_t_w_r_w_r_w_rpr_w_rfonts_w_ascii_times_new_roman_w_hansi_times_new_roman_w_cs_times_new_roman_w_sz_w_val_24_w_szcs_w_val_24_w_lang_w_val_en_us_w_rpr_w_t_court_w_t_w_r_w_r_w_rsidrpr_008c771e_w_rpr_w_rfonts_w_ascii_times_new_roman_w_hansi_times_new_roman_w_cs_times_new_roman_w_sz_w_val_24_w_szcs_w_val_24_w_rpr_w_t_xml_space_preserve_w_t_w_r_w_r_w_rpr_w_rfonts_w_ascii_times_new_roman_w_hansi_times_new_roman_w_cs_times_new_roman_w_sz_w_val_24_w_szcs_w_val_24_w_lang_w_val_en_us_w_rpr_w_t_address_w_t_w_r_w_r_w_rsidrpr_008c771e_w_rpr_w_rfonts_w_ascii_times_new_roman_w_hansi_times_new_roman_w_cs_times_new_roman_w_sz_w_val_24_w_szcs_w_val_24_w_rpr_w_t_xml_space_preserve }}</w:t>
+        <w:t xml:space="preserve">{{ court_address }}</w:t>
       </w:r>
     </w:p>
     <w:p>
@@ -123,7 +122,7 @@
           <w:szCs w:val="24"/>
           <w:lang w:val="en-US"/>
         </w:rPr>
-        <w:t xml:space="preserve">: {{ w_t_w_r_w_r_w_rpr_w_rfonts_w_ascii_times_new_roman_w_hansi_times_new_roman_w_cs_times_new_roman_w_sz_w_val_24_w_szcs_w_val_24_w_lang_w_val_en_us_w_rpr_w_t_plaintiff_w_t_w_r_w_r_w_rsidrpr_008c771e_w_rpr_w_rfonts_w_ascii_times_new_roman_w_hansi_times_new_roman_w_cs_times_new_roman_w_sz_w_val_24_w_szcs_w_val_24_w_lang_w_val_en_us_w_rpr_w_t_xml_space_preserve_w_t_w_r_w_r_w_rpr_w_rfonts_w_ascii_times_new_roman_w_hansi_times_new_roman_w_cs_times_new_roman_w_sz_w_val_24_w_szcs_w_val_24_w_lang_w_val_en_us_w_rpr_w_t_registration_address }}</w:t>
+        <w:t xml:space="preserve">: {{ plaintiff }}</w:t>
       </w:r>
     </w:p>
     <w:p>
@@ -150,7 +149,7 @@
           <w:sz w:val="24"/>
           <w:szCs w:val="24"/>
         </w:rPr>
-        <w:t xml:space="preserve"> {{ w_t_w_r_w_r_w_rpr_w_rfonts_w_ascii_times_new_roman_w_hansi_times_new_roman_w_cs_times_new_roman_w_sz_w_val_24_w_szcs_w_val_24_w_lang_w_val_en_us_w_rpr_w_t_passport_w_t_w_r_w_r_w_rsidrpr_008c771e_w_rpr_w_rfonts_w_ascii_times_new_roman_w_hansi_times_new_roman_w_cs_times_new_roman_w_sz_w_val_24_w_szcs_w_val_24_w_rpr_w_t_xml_space_preserve_w_t_w_r_w_r_w_rpr_w_rfonts_w_ascii_times_new_roman_w_hansi_times_new_roman_w_cs_times_new_roman_w_sz_w_val_24_w_szcs_w_val_24_w_lang_w_val_en_us_w_rpr_w_t_plaintiff_w_t_w_r_w_r_w_rsidrpr_008c771e_w_rpr_w_rfonts_w_ascii_times_new_roman_w_hansi_times_new_roman_w_cs_times_new_roman_w_sz_w_val_24_w_szcs_w_val_24_w_rpr_w_t_xml_space_preserve }}</w:t>
+        <w:t xml:space="preserve"> {{ passport_plaintiff }}</w:t>
       </w:r>
     </w:p>
     <w:p>
@@ -177,7 +176,7 @@
           <w:sz w:val="24"/>
           <w:szCs w:val="24"/>
         </w:rPr>
-        <w:t xml:space="preserve"> {{ w_t_w_r_w_r_w_rsidr_008c771e_w_rpr_w_rfonts_w_ascii_times_new_roman_w_hansi_times_new_roman_w_cs_times_new_roman_w_sz_w_val_24_w_szcs_w_val_24_w_lang_w_val_en_us_w_rpr_w_t_defendant_w_t_w_r_w_r_w_rsidr_008c771e_w_rsidrpr_008c771e_w_rpr_w_rfonts_w_ascii_times_new_roman_w_hansi_times_new_roman_w_cs_times_new_roman_w_sz_w_val_24_w_szcs_w_val_24_w_rpr_w_t_xml_space_preserve }}</w:t>
+        <w:t xml:space="preserve"> {{ defendant }}</w:t>
       </w:r>
     </w:p>
     <w:p>
@@ -231,7 +230,7 @@
           <w:szCs w:val="24"/>
           <w:lang w:val="en-US"/>
         </w:rPr>
-        <w:t xml:space="preserve">{{ w_t_w_r_w_r_w_rsidr_008c771e_w_rpr_w_rfonts_w_ascii_times_new_roman_w_hansi_times_new_roman_w_cs_times_new_roman_w_sz_w_val_24_w_szcs_w_val_24_w_lang_w_val_en_us_w_rpr_w_t_defendant_w_t_w_r_w_r_w_rsidr_008c771e_w_rsidrpr_008c771e_w_rpr_w_rfonts_w_ascii_times_new_roman_w_hansi_times_new_roman_w_cs_times_new_roman_w_sz_w_val_24_w_szcs_w_val_24_w_lang_w_val_en_us_w_rpr_w_t_xml_space_preserve_w_t_w_r_w_r_w_rsidr_008c771e_w_rpr_w_rfonts_w_ascii_times_new_roman_w_hansi_times_new_roman_w_cs_times_new_roman_w_sz_w_val_24_w_szcs_w_val_24_w_lang_w_val_en_us_w_rpr_w_t_registration_address }}</w:t>
+        <w:t xml:space="preserve">{{ defendant }}</w:t>
       </w:r>
     </w:p>
     <w:p>
@@ -305,7 +304,7 @@
           <w:sz w:val="24"/>
           <w:szCs w:val="24"/>
         </w:rPr>
-        <w:t xml:space="preserve">{{ w_t_w_r_w_r_w_rsidr_008c771e_w_rsidrpr_008c771e_w_rpr_w_rfonts_w_ascii_times_new_roman_w_hansi_times_new_roman_w_cs_times_new_roman_w_sz_w_val_24_w_szcs_w_val_24_w_lang_w_val_en_us_w_rpr_w_t_date_w_t_w_r_w_r_w_rsidr_008c771e_w_rsidrpr_008c771e_w_rpr_w_rfonts_w_ascii_times_new_roman_w_hansi_times_new_roman_w_cs_times_new_roman_w_sz_w_val_24_w_szcs_w_val_24_w_rpr_w_t_xml_space_preserve_w_t_w_r_w_r_w_rsidr_008c771e_w_rsidrpr_008c771e_w_rpr_w_rfonts_w_ascii_times_new_roman_w_hansi_times_new_roman_w_cs_times_new_roman_w_sz_w_val_24_w_szcs_w_val_24_w_lang_w_val_en_us_w_rpr_w_t_of_w_t_w_r_w_r_w_rsidr_008c771e_w_rsidrpr_008c771e_w_rpr_w_rfonts_w_ascii_times_new_roman_w_hansi_times_new_roman_w_cs_times_new_roman_w_sz_w_val_24_w_szcs_w_val_24_w_rpr_w_t_xml_space_preserve_w_t_w_r_w_r_w_rsidr_008c771e_w_rsidrpr_008c771e_w_rpr_w_rfonts_w_ascii_times_new_roman_w_hansi_times_new_roman_w_cs_times_new_roman_w_sz_w_val_24_w_szcs_w_val_24_w_lang_w_val_en_us_w_rpr_w_t_the_w_t_w_r_w_r_w_rsidr_008c771e_w_rsidrpr_008c771e_w_rpr_w_rfonts_w_ascii_times_new_roman_w_hansi_times_new_roman_w_cs_times_new_roman_w_sz_w_val_24_w_szcs_w_val_24_w_rpr_w_t_xml_space_preserve_w_t_w_r_w_r_w_rsidr_008c771e_w_rsidrpr_008c771e_w_rpr_w_rfonts_w_ascii_times_new_roman_w_hansi_times_new_roman_w_cs_times_new_roman_w_sz_w_val_24_w_szcs_w_val_24_w_lang_w_val_en_us_w_rpr_w_t_court_w_t_w_r_w_r_w_rsidr_008c771e_w_rsidrpr_008c771e_w_rpr_w_rfonts_w_ascii_times_new_roman_w_hansi_times_new_roman_w_cs_times_new_roman_w_sz_w_val_24_w_szcs_w_val_24_w_rpr_w_t_xml_space_preserve_w_t_w_r_w_r_w_rsidr_008c771e_w_rsidrpr_008c771e_w_rpr_w_rfonts_w_ascii_times_new_roman_w_hansi_times_new_roman_w_cs_times_new_roman_w_sz_w_val_24_w_szcs_w_val_24_w_lang_w_val_en_us_w_rpr_w_t_decision_w_t_w_r_w_r_w_rsidr_008c771e_w_rsidrpr_008c771e_w_rpr_w_rfonts_w_ascii_times_new_roman_w_hansi_times_new_roman_w_cs_times_new_roman_w_b_w_bcs_w_sz_w_val_24_w_szcs_w_val_24_w_rpr_w_t_xml_space_preserve }}</w:t>
+        <w:t xml:space="preserve">{{ date_of_the_court_decision }}</w:t>
       </w:r>
       <w:r>
         <w:rPr>
@@ -321,7 +320,7 @@
           <w:sz w:val="24"/>
           <w:szCs w:val="24"/>
         </w:rPr>
-        <w:t xml:space="preserve"> {{ w_t_w_r_w_r_w_rsidr_008c771e_w_rpr_w_rfonts_w_ascii_times_new_roman_w_hansi_times_new_roman_w_cs_times_new_roman_w_sz_w_val_24_w_szcs_w_val_24_w_lang_w_val_en_us_w_rpr_w_t_plaintiff_w_t_w_r_w_r_w_rsidr_008c771e_w_rsidrpr_008c771e_w_rpr_w_rfonts_w_ascii_times_new_roman_w_hansi_times_new_roman_w_cs_times_new_roman_w_sz_w_val_24_w_szcs_w_val_24_w_rpr_w_t_xml_space_preserve }}</w:t>
+        <w:t xml:space="preserve"> {{ plaintiff }}</w:t>
       </w:r>
       <w:r>
         <w:rPr>
@@ -337,7 +336,7 @@
           <w:sz w:val="24"/>
           <w:szCs w:val="24"/>
         </w:rPr>
-        <w:t xml:space="preserve">{{ w_t_w_r_w_r_w_rsidr_008c771e_w_rpr_w_rfonts_w_ascii_times_new_roman_w_hansi_times_new_roman_w_cs_times_new_roman_w_sz_w_val_24_w_szcs_w_val_24_w_lang_w_val_en_us_w_rpr_w_t_part_w_t_w_r_w_r_w_rsidr_008c771e_w_rsidrpr_008c771e_w_rpr_w_rfonts_w_ascii_times_new_roman_w_hansi_times_new_roman_w_cs_times_new_roman_w_sz_w_val_24_w_szcs_w_val_24_w_rpr_w_t_xml_space_preserve }}</w:t>
+        <w:t xml:space="preserve">{{ part }}</w:t>
       </w:r>
       <w:r>
         <w:rPr>
@@ -353,7 +352,7 @@
           <w:sz w:val="24"/>
           <w:szCs w:val="24"/>
         </w:rPr>
-        <w:t xml:space="preserve">{{ w_t_w_r_w_r_w_rsidr_008c771e_w_rpr_w_rfonts_w_ascii_times_new_roman_w_hansi_times_new_roman_w_cs_times_new_roman_w_sz_w_val_24_w_szcs_w_val_24_w_lang_w_val_en_us_w_rpr_w_t_children_w_t_w_r_w_r_w_rsidr_008c771e_w_rsidrpr_008c771e_w_rpr_w_rfonts_w_ascii_times_new_roman_w_hansi_times_new_roman_w_cs_times_new_roman_w_sz_w_val_24_w_szcs_w_val_24_w_rpr_w_t_xml_space_preserve_w_t_w_r_w_r_w_rsidr_008c771e_w_rpr_w_rfonts_w_ascii_times_new_roman_w_hansi_times_new_roman_w_cs_times_new_roman_w_sz_w_val_24_w_szcs_w_val_24_w_lang_w_val_en_us_w_rpr_w_t_name_w_t_w_r_w_r_w_rsidr_008c771e_w_rsidrpr_008c771e_w_rpr_w_rfonts_w_ascii_times_new_roman_w_hansi_times_new_roman_w_cs_times_new_roman_w_sz_w_val_24_w_szcs_w_val_24_w_rpr_w_t_xml_space_preserve_w_t_w_r_w_r_w_rsidr_008c771e_w_rpr_w_rfonts_w_ascii_times_new_roman_w_hansi_times_new_roman_w_cs_times_new_roman_w_sz_w_val_24_w_szcs_w_val_24_w_lang_w_val_en_us_w_rpr_w_t_rod_w_t_w_r_w_r_w_rsidr_008c771e_w_rsidrpr_008c771e_w_rpr_w_rfonts_w_ascii_times_new_roman_w_hansi_times_new_roman_w_cs_times_new_roman_w_sz_w_val_24_w_szcs_w_val_24_w_rpr_w_t_xml_space_preserve }}</w:t>
+        <w:t xml:space="preserve">{{ children_name_rod }}</w:t>
       </w:r>
       <w:r>
         <w:rPr>
@@ -369,7 +368,7 @@
           <w:sz w:val="24"/>
           <w:szCs w:val="24"/>
         </w:rPr>
-        <w:t xml:space="preserve"> {{ w_t_w_r_w_r_w_rsidr_008c771e_w_rpr_w_rfonts_w_ascii_times_new_roman_w_hansi_times_new_roman_w_cs_times_new_roman_w_sz_w_val_24_w_szcs_w_val_24_w_lang_w_val_en_us_w_rpr_w_t_defendant_w_t_w_r_w_r_w_rsidr_008c771e_w_rsidrpr_008c771e_w_rpr_w_rfonts_w_ascii_times_new_roman_w_hansi_times_new_roman_w_cs_times_new_roman_w_sz_w_val_24_w_szcs_w_val_24_w_rpr_w_t_xml_space_preserve_w_t_w_r_w_prooferr_w_type_spellstart_w_r_w_rsidr_008c771e_w_rpr_w_rfonts_w_ascii_times_new_roman_w_hansi_times_new_roman_w_cs_times_new_roman_w_sz_w_val_24_w_szcs_w_val_24_w_lang_w_val_en_us_w_rpr_w_t_tvor_w_t_w_r_w_prooferr_w_type_spellend_w_r_w_rsidr_008c771e_w_rsidrpr_008c771e_w_rpr_w_rfonts_w_ascii_times_new_roman_w_hansi_times_new_roman_w_cs_times_new_roman_w_sz_w_val_24_w_szcs_w_val_24_w_rpr_w_t_xml_space_preserve }}</w:t>
+        <w:t xml:space="preserve"> {{ defendant_tvor }}</w:t>
       </w:r>
       <w:r>
         <w:rPr>
@@ -405,7 +404,7 @@
           <w:sz w:val="24"/>
           <w:szCs w:val="24"/>
         </w:rPr>
-        <w:t xml:space="preserve">{{ w_t_w_r_w_r_w_rsidr_008c771e_w_rpr_w_rfonts_w_ascii_times_new_roman_w_hansi_times_new_roman_w_cs_times_new_roman_w_sz_w_val_24_w_szcs_w_val_24_w_lang_w_val_en_us_w_rpr_w_t_debt_w_t_w_r_w_r_w_rsidr_008c771e_w_rsidrpr_008c771e_w_rpr_w_rfonts_w_ascii_times_new_roman_w_hansi_times_new_roman_w_cs_times_new_roman_w_sz_w_val_24_w_szcs_w_val_24_w_rpr_w_t_xml_space_preserve_w_t_w_r_w_r_w_rsidr_008c771e_w_rpr_w_rfonts_w_ascii_times_new_roman_w_hansi_times_new_roman_w_cs_times_new_roman_w_sz_w_val_24_w_szcs_w_val_24_w_lang_w_val_en_us_w_rpr_w_t_start_w_t_w_r_w_r_w_rsidr_008c771e_w_rsidrpr_008c771e_w_rpr_w_rfonts_w_ascii_times_new_roman_w_hansi_times_new_roman_w_cs_times_new_roman_w_sz_w_val_24_w_szcs_w_val_24_w_rpr_w_t_xml_space_preserve_w_t_w_r_w_r_w_rsidr_008c771e_w_rpr_w_rfonts_w_ascii_times_new_roman_w_hansi_times_new_roman_w_cs_times_new_roman_w_sz_w_val_24_w_szcs_w_val_24_w_lang_w_val_en_us_w_rpr_w_t_date_w_t_w_r_w_r_w_rsidr_008c771e_w_rsidrpr_008c771e_w_rpr_w_rfonts_w_ascii_times_new_roman_w_hansi_times_new_roman_w_cs_times_new_roman_w_sz_w_val_24_w_szcs_w_val_24_w_rpr_w_t_xml_space_preserve }} </w:t>
+        <w:t xml:space="preserve">{{ debt_start_date }} </w:t>
       </w:r>
       <w:r>
         <w:rPr>
@@ -421,7 +420,7 @@
           <w:sz w:val="24"/>
           <w:szCs w:val="24"/>
         </w:rPr>
-        <w:t xml:space="preserve">{{ w_t_w_r_w_r_w_rsidr_008c771e_w_rpr_w_rfonts_w_ascii_times_new_roman_w_hansi_times_new_roman_w_cs_times_new_roman_w_sz_w_val_24_w_szcs_w_val_24_w_lang_w_val_en_us_w_rpr_w_t_debt_w_t_w_r_w_r_w_rsidr_008c771e_w_rsidrpr_008c771e_w_rpr_w_rfonts_w_ascii_times_new_roman_w_hansi_times_new_roman_w_cs_times_new_roman_w_sz_w_val_24_w_szcs_w_val_24_w_rpr_w_t_xml_space_preserve_w_t_w_r_w_r_w_rsidr_008c771e_w_rpr_w_rfonts_w_ascii_times_new_roman_w_hansi_times_new_roman_w_cs_times_new_roman_w_sz_w_val_24_w_szcs_w_val_24_w_lang_w_val_en_us_w_rpr_w_t_stop_w_t_w_r_w_r_w_rsidr_008c771e_w_rsidrpr_008c771e_w_rpr_w_rfonts_w_ascii_times_new_roman_w_hansi_times_new_roman_w_cs_times_new_roman_w_sz_w_val_24_w_szcs_w_val_24_w_rpr_w_t_xml_space_preserve_w_t_w_r_w_r_w_rsidr_008c771e_w_rpr_w_rfonts_w_ascii_times_new_roman_w_hansi_times_new_roman_w_cs_times_new_roman_w_sz_w_val_24_w_szcs_w_val_24_w_lang_w_val_en_us_w_rpr_w_t_date_w_t_w_r_w_r_w_rsidr_008c771e_w_rsidrpr_008c771e_w_rpr_w_rfonts_w_ascii_times_new_roman_w_hansi_times_new_roman_w_cs_times_new_roman_w_sz_w_val_24_w_szcs_w_val_24_w_rpr_w_t_xml_space_preserve }}</w:t>
+        <w:t xml:space="preserve">{{ debt_stop_date }}</w:t>
       </w:r>
       <w:r>
         <w:rPr>
@@ -455,7 +454,7 @@
           <w:szCs w:val="24"/>
           <w:lang w:val="en-US"/>
         </w:rPr>
-        <w:t xml:space="preserve"> {{ w_t_w_r_w_r_w_rsidr_008c771e_w_rsidrpr_008c771e_w_rpr_w_rfonts_w_ascii_times_new_roman_w_hansi_times_new_roman_w_cs_times_new_roman_w_sz_w_val_24_w_szcs_w_val_24_w_lang_w_val_en_us_w_rpr_w_t_the_reason_why_the_plaintiff_could_not_pay_alimony_w_t_w_r_w_r_w_rsidr_008c771e_w_rpr_w_rfonts_w_ascii_times_new_roman_w_hansi_times_new_roman_w_cs_times_new_roman_w_sz_w_val_24_w_szcs_w_val_24_w_lang_w_val_en_us_w_rpr_w_t_xml_space_preserve }}</w:t>
+        <w:t xml:space="preserve"> {{ the_reason_why_the_plaintiff_could_not_pay_alimony }}</w:t>
       </w:r>
       <w:r>
         <w:rPr>
@@ -491,7 +490,7 @@
           <w:szCs w:val="24"/>
           <w:lang w:val="en-US"/>
         </w:rPr>
-        <w:t xml:space="preserve">{{ w_t_w_r_w_r_w_rsidr_008c771e_w_rsidrpr_008c771e_w_rpr_w_rfonts_w_ascii_times_new_roman_w_hansi_times_new_roman_w_cs_times_new_roman_w_sz_w_val_24_w_szcs_w_val_24_w_lang_w_val_en_us_w_rpr_w_t_compelling_circumstances_w_t_w_r_w_r_w_rsidr_008c771e_w_rpr_w_rfonts_w_ascii_times_new_roman_w_hansi_times_new_roman_w_cs_times_new_roman_w_sz_w_val_24_w_szcs_w_val_24_w_lang_w_val_en_us_w_rpr_w_t_xml_space_preserve }}</w:t>
+        <w:t xml:space="preserve">{{ compelling_circumstances }}</w:t>
       </w:r>
       <w:r>
         <w:rPr>
@@ -549,7 +548,7 @@
           <w:sz w:val="24"/>
           <w:szCs w:val="24"/>
         </w:rPr>
-        <w:t xml:space="preserve">{{ w_t_w_r_w_r_w_rsidr_008c771e_w_rpr_w_rfonts_w_ascii_times_new_roman_w_hansi_times_new_roman_w_cs_times_new_roman_w_sz_w_val_24_w_szcs_w_val_24_w_lang_w_val_en_us_w_rpr_w_t_debt_w_t_w_r_w_r_w_rsidr_008c771e_w_rsidrpr_008c771e_w_rpr_w_rfonts_w_ascii_times_new_roman_w_hansi_times_new_roman_w_cs_times_new_roman_w_sz_w_val_24_w_szcs_w_val_24_w_rpr_w_t_xml_space_preserve_w_t_w_r_w_r_w_rsidr_008c771e_w_rpr_w_rfonts_w_ascii_times_new_roman_w_hansi_times_new_roman_w_cs_times_new_roman_w_sz_w_val_24_w_szcs_w_val_24_w_lang_w_val_en_us_w_rpr_w_t_start_w_t_w_r_w_r_w_rsidr_008c771e_w_rsidrpr_008c771e_w_rpr_w_rfonts_w_ascii_times_new_roman_w_hansi_times_new_roman_w_cs_times_new_roman_w_sz_w_val_24_w_szcs_w_val_24_w_rpr_w_t_xml_space_preserve_w_t_w_r_w_r_w_rsidr_008c771e_w_rpr_w_rfonts_w_ascii_times_new_roman_w_hansi_times_new_roman_w_cs_times_new_roman_w_sz_w_val_24_w_szcs_w_val_24_w_lang_w_val_en_us_w_rpr_w_t_date_w_t_w_r_w_r_w_rsidr_008c771e_w_rsidrpr_008c771e_w_rpr_w_rfonts_w_ascii_times_new_roman_w_hansi_times_new_roman_w_cs_times_new_roman_w_sz_w_val_24_w_szcs_w_val_24_w_rpr_w_t_xml_space_preserve }}</w:t>
+        <w:t xml:space="preserve">{{ debt_start_date }}</w:t>
       </w:r>
       <w:r>
         <w:rPr>
@@ -565,7 +564,7 @@
           <w:sz w:val="24"/>
           <w:szCs w:val="24"/>
         </w:rPr>
-        <w:t xml:space="preserve">{{ w_t_w_r_w_r_w_rsidr_008c771e_w_rpr_w_rfonts_w_ascii_times_new_roman_w_hansi_times_new_roman_w_cs_times_new_roman_w_sz_w_val_24_w_szcs_w_val_24_w_lang_w_val_en_us_w_rpr_w_t_debt_w_t_w_r_w_r_w_rsidr_008c771e_w_rsidrpr_008c771e_w_rpr_w_rfonts_w_ascii_times_new_roman_w_hansi_times_new_roman_w_cs_times_new_roman_w_sz_w_val_24_w_szcs_w_val_24_w_rpr_w_t_xml_space_preserve_w_t_w_r_w_r_w_rsidr_008c771e_w_rpr_w_rfonts_w_ascii_times_new_roman_w_hansi_times_new_roman_w_cs_times_new_roman_w_sz_w_val_24_w_szcs_w_val_24_w_lang_w_val_en_us_w_rpr_w_t_end_w_t_w_r_w_r_w_rsidr_008c771e_w_rsidrpr_008c771e_w_rpr_w_rfonts_w_ascii_times_new_roman_w_hansi_times_new_roman_w_cs_times_new_roman_w_sz_w_val_24_w_szcs_w_val_24_w_rpr_w_t_xml_space_preserve_w_t_w_r_w_r_w_rsidr_008c771e_w_rpr_w_rfonts_w_ascii_times_new_roman_w_hansi_times_new_roman_w_cs_times_new_roman_w_sz_w_val_24_w_szcs_w_val_24_w_lang_w_val_en_us_w_rpr_w_t_date_w_t_w_r_w_r_w_rsidr_008c771e_w_rsidrpr_008c771e_w_rpr_w_rfonts_w_ascii_times_new_roman_w_hansi_times_new_roman_w_cs_times_new_roman_w_sz_w_val_24_w_szcs_w_val_24_w_rpr_w_t_xml_space_preserve }}</w:t>
+        <w:t xml:space="preserve">{{ debt_end_date }}</w:t>
       </w:r>
       <w:r>
         <w:rPr>
@@ -586,15 +585,14 @@
           <w:lang w:val="en-US"/>
         </w:rPr>
       </w:pPr>
-      <w:proofErr w:type="gramStart"/>
-      <w:r>
-        <w:rPr>
-          <w:rFonts w:ascii="Times New Roman" w:hAnsi="Times New Roman" w:cs="Times New Roman"/>
-          <w:sz w:val="24"/>
-          <w:szCs w:val="24"/>
-          <w:lang w:val="en-US"/>
-        </w:rPr>
-        <w:t>{{ plaintiff_w_t_w_r_w_prooferr_w_type_gramend_w_r_w_rpr_w_rfonts_w_ascii_times_new_roman_w_hansi_times_new_roman_w_cs_times_new_roman_w_sz_w_val_24_w_szcs_w_val_24_w_lang_w_val_en_us_w_rpr_w_t_xml_space_preserve }}</w:t>
+      <w:r>
+        <w:rPr>
+          <w:rFonts w:ascii="Times New Roman" w:hAnsi="Times New Roman" w:cs="Times New Roman"/>
+          <w:sz w:val="24"/>
+          <w:szCs w:val="24"/>
+          <w:lang w:val="en-US"/>
+        </w:rPr>
+        <w:t>{{ plaintiff }}</w:t>
       </w:r>
       <w:r>
         <w:rPr>
